--- a/paper/原图风格修订/实验执行手册.docx
+++ b/paper/原图风格修订/实验执行手册.docx
@@ -21,44 +21,7 @@
         <w:ind w:firstLine="420"/>
       </w:pPr>
       <w:r>
-        <w:rPr>
-          <w:rFonts w:ascii="Calibri" w:hAnsi="Calibri" w:eastAsia="宋体"/>
-          <w:color w:val="000000"/>
-          <w:sz w:val="21"/>
-        </w:rPr>
-        <w:t>配套论文：</w:t>
-      </w:r>
-      <w:r>
-        <w:rPr>
-          <w:rFonts w:ascii="Calibri" w:hAnsi="Calibri" w:eastAsia="宋体"/>
-          <w:color w:val="000000"/>
-          <w:sz w:val="21"/>
-        </w:rPr>
-        <w:t>论文_原图风格修订_实验待实测.docx（论文_原图风格修订_实验待实测.docx）</w:t>
-      </w:r>
-      <w:r>
-        <w:rPr>
-          <w:rFonts w:ascii="Calibri" w:hAnsi="Calibri" w:eastAsia="宋体"/>
-          <w:color w:val="000000"/>
-          <w:sz w:val="21"/>
-        </w:rPr>
-        <w:t>；填写用：</w:t>
-      </w:r>
-      <w:r>
-        <w:rPr>
-          <w:rFonts w:ascii="Calibri" w:hAnsi="Calibri" w:eastAsia="宋体"/>
-          <w:color w:val="000000"/>
-          <w:sz w:val="21"/>
-        </w:rPr>
-        <w:t>实验原始记录模板.md（实验原始记录模板.md）</w:t>
-      </w:r>
-      <w:r>
-        <w:rPr>
-          <w:rFonts w:ascii="Calibri" w:hAnsi="Calibri" w:eastAsia="宋体"/>
-          <w:color w:val="000000"/>
-          <w:sz w:val="21"/>
-        </w:rPr>
-        <w:t>。</w:t>
+        <w:t>配套论文：论文_原图风格修订_自然表达版_常驻OCR同步版.docx（论文_原图风格修订_自然表达版_常驻OCR同步版.docx）；填写用：实验原始记录模板.md（实验原始记录模板.md）。</w:t>
       </w:r>
     </w:p>
     <w:p>
@@ -264,17 +227,8 @@
             </w:tcMar>
           </w:tcPr>
           <w:p>
-            <w:pPr>
-              <w:spacing w:after="0" w:line="259" w:lineRule="auto"/>
-              <w:jc w:val="left"/>
-            </w:pPr>
             <w:r>
-              <w:rPr>
-                <w:rFonts w:ascii="Calibri" w:hAnsi="Calibri" w:eastAsia="宋体"/>
-                <w:color w:val="000000"/>
-                <w:sz w:val="18"/>
-              </w:rPr>
-              <w:t>确认测试环境、初始备份S0、观察字段；6页试运行</w:t>
+              <w:t>确认测试环境、初始备份S0、观察字段；完成OCR预热和6页试运行</w:t>
             </w:r>
           </w:p>
         </w:tc>
@@ -290,17 +244,8 @@
             </w:tcMar>
           </w:tcPr>
           <w:p>
-            <w:pPr>
-              <w:spacing w:after="0" w:line="259" w:lineRule="auto"/>
-              <w:jc w:val="left"/>
-            </w:pPr>
             <w:r>
-              <w:rPr>
-                <w:rFonts w:ascii="Calibri" w:hAnsi="Calibri" w:eastAsia="宋体"/>
-                <w:color w:val="000000"/>
-                <w:sz w:val="18"/>
-              </w:rPr>
-              <w:t>环境表、试运行证据</w:t>
+              <w:t>环境表、预热记录、试运行证据</w:t>
             </w:r>
           </w:p>
         </w:tc>
@@ -1061,11 +1006,6 @@
         <w:ind w:left="369" w:hanging="142"/>
       </w:pPr>
       <w:r>
-        <w:rPr>
-          <w:rFonts w:ascii="Calibri" w:hAnsi="Calibri" w:eastAsia="宋体"/>
-          <w:color w:val="000000"/>
-          <w:sz w:val="21"/>
-        </w:rPr>
         <w:t>使用现有启动方式，确认登录、本地OCR、视觉模型、文本问答及嵌入服务能正常运行。</w:t>
       </w:r>
     </w:p>
@@ -1075,11 +1015,24 @@
         <w:ind w:left="369" w:hanging="142"/>
       </w:pPr>
       <w:r>
-        <w:rPr>
-          <w:rFonts w:ascii="Calibri" w:hAnsi="Calibri" w:eastAsia="宋体"/>
-          <w:color w:val="000000"/>
-          <w:sz w:val="21"/>
-        </w:rPr>
+        <w:t>后端启动或OCR worker重启后，先用固定的非正式样本P00完成一次本地OCR预热。预热任务必须到达终态，用于完成模型加载和设备初始化，不纳入正式样本、准确率或耗时统计。</w:t>
+      </w:r>
+    </w:p>
+    <w:p>
+      <w:pPr>
+        <w:pStyle w:val="ListNumber"/>
+        <w:ind w:left="369" w:hanging="142"/>
+      </w:pPr>
+      <w:r>
+        <w:t>预热后记录OCR_DEVICE配置值、实际运行设备、PaddleOCR/PaddlePaddle版本、模型名、预热起止时间及任务证据。只有确认worker仍存活且未重启，才进入热态计时。</w:t>
+      </w:r>
+    </w:p>
+    <w:p>
+      <w:pPr>
+        <w:pStyle w:val="ListNumber"/>
+        <w:ind w:left="369" w:hanging="142"/>
+      </w:pPr>
+      <w:r>
         <w:t>填环境表：实际设备、软件版本、模型名、网络、运行方式和数据快照。模型未配置记阻塞，不写通过。</w:t>
       </w:r>
     </w:p>
@@ -1089,11 +1042,6 @@
         <w:ind w:left="369" w:hanging="142"/>
       </w:pPr>
       <w:r>
-        <w:rPr>
-          <w:rFonts w:ascii="Calibri" w:hAnsi="Calibri" w:eastAsia="宋体"/>
-          <w:color w:val="000000"/>
-          <w:sz w:val="21"/>
-        </w:rPr>
         <w:t>检查模型账户余额；试运行、PDF、失败重试和问答都可能增加费用，不承诺固定成本。</w:t>
       </w:r>
     </w:p>
@@ -1103,11 +1051,6 @@
         <w:ind w:left="369" w:hanging="142"/>
       </w:pPr>
       <w:r>
-        <w:rPr>
-          <w:rFonts w:ascii="Calibri" w:hAnsi="Calibri" w:eastAsia="宋体"/>
-          <w:color w:val="000000"/>
-          <w:sz w:val="21"/>
-        </w:rPr>
         <w:t>所有写入只在已确认测试环境做；正式数据不要上传给外部模型。</w:t>
       </w:r>
     </w:p>
@@ -1117,11 +1060,6 @@
         <w:ind w:left="369" w:hanging="142"/>
       </w:pPr>
       <w:r>
-        <w:rPr>
-          <w:rFonts w:ascii="Calibri" w:hAnsi="Calibri" w:eastAsia="宋体"/>
-          <w:color w:val="000000"/>
-          <w:sz w:val="21"/>
-        </w:rPr>
         <w:t>在你自己的资料目录建立“论文实验_日期”，内设00_准备、01_功能、02_采集、03_问答、04_响应。记录不放在数据库或应用storage内，恢复后仍能保留。</w:t>
       </w:r>
     </w:p>
@@ -1477,12 +1415,7 @@
         <w:ind w:firstLine="420"/>
       </w:pPr>
       <w:r>
-        <w:rPr>
-          <w:rFonts w:ascii="Calibri" w:hAnsi="Calibri" w:eastAsia="宋体"/>
-          <w:color w:val="000000"/>
-          <w:sz w:val="21"/>
-        </w:rPr>
-        <w:t>准备P01—P06，建议三层各2页，每页5条虚构记录，6页都分别尝试OCR和MLLM，共12次试运行，不计入正式成绩。可复用这些材料做E1，但不加入正式30页。</w:t>
+        <w:t>另准备固定预热样本P00。P00只用于后端启动或worker重启后的模型预热，不计入试运行或正式实验。再准备P01—P06，建议三层各2页，每页5条虚构记录，6页都分别尝试OCR和MLLM，共12次试运行，不计入正式成绩。可复用P01—P06做E1，但不加入正式30页。</w:t>
       </w:r>
     </w:p>
     <w:p>
@@ -3344,17 +3277,8 @@
             </w:tcMar>
           </w:tcPr>
           <w:p>
-            <w:pPr>
-              <w:spacing w:after="0" w:line="259" w:lineRule="auto"/>
-              <w:jc w:val="left"/>
-            </w:pPr>
             <w:r>
-              <w:rPr>
-                <w:rFonts w:ascii="Calibri" w:hAnsi="Calibri" w:eastAsia="宋体"/>
-                <w:color w:val="000000"/>
-                <w:sz w:val="18"/>
-              </w:rPr>
-              <w:t>cancelled终态及本地任务停止；保存后续无继续处理的观察、后台日志或相关进程结束证据。仅有“已取消”截图不证明进程停止，不会确认就注明并交我核对；不保证云端停止计费</w:t>
+              <w:t>cancelled终态及本地任务停止；保存后续无继续处理的观察、后台日志或相关进程结束证据。取消会终止当前常驻OCR worker；若之后还要执行E2，必须用P00重新预热并记录。仅有“已取消”截图不证明进程停止，不会确认就注明并交我核对；不保证云端停止计费</w:t>
             </w:r>
           </w:p>
         </w:tc>
@@ -4111,12 +4035,7 @@
         <w:ind w:left="369" w:hanging="142"/>
       </w:pPr>
       <w:r>
-        <w:rPr>
-          <w:rFonts w:ascii="Calibri" w:hAnsi="Calibri" w:eastAsia="宋体"/>
-          <w:color w:val="000000"/>
-          <w:sz w:val="21"/>
-        </w:rPr>
-        <w:t>按已确认流程恢复S0，检查无进行中任务，记恢复时间。</w:t>
+        <w:t>按已确认流程恢复S0，检查无进行中任务，记恢复时间。恢复数据库本身不应重启后端；如果恢复方案确实需要重启后端，重启后必须先用P00重新预热。</w:t>
       </w:r>
     </w:p>
     <w:p>
@@ -4125,11 +4044,15 @@
         <w:ind w:left="369" w:hanging="142"/>
       </w:pPr>
       <w:r>
-        <w:rPr>
-          <w:rFonts w:ascii="Calibri" w:hAnsi="Calibri" w:eastAsia="宋体"/>
-          <w:color w:val="000000"/>
-          <w:sz w:val="21"/>
-        </w:rPr>
+        <w:t>确认最近一次预热记录有效，worker自预热后未因取消、异常或后端重启而重建。无法确认时先重新预热，不开始正式计时。</w:t>
+      </w:r>
+    </w:p>
+    <w:p>
+      <w:pPr>
+        <w:pStyle w:val="ListNumber"/>
+        <w:ind w:left="369" w:hanging="142"/>
+      </w:pPr>
+      <w:r>
         <w:t>建run_id，例如D01_OCR_01；开启录像/计时。所有时间来自同一电脑/同一录像时间轴。</w:t>
       </w:r>
     </w:p>
@@ -4139,11 +4062,6 @@
         <w:ind w:left="369" w:hanging="142"/>
       </w:pPr>
       <w:r>
-        <w:rPr>
-          <w:rFonts w:ascii="Calibri" w:hAnsi="Calibri" w:eastAsia="宋体"/>
-          <w:color w:val="000000"/>
-          <w:sz w:val="21"/>
-        </w:rPr>
         <w:t>选招生、培养层次、图像，按预定顺序设LLM开关；一次只选本页文件。</w:t>
       </w:r>
     </w:p>
@@ -4153,11 +4071,6 @@
         <w:ind w:left="369" w:hanging="142"/>
       </w:pPr>
       <w:r>
-        <w:rPr>
-          <w:rFonts w:ascii="Calibri" w:hAnsi="Calibri" w:eastAsia="宋体"/>
-          <w:color w:val="000000"/>
-          <w:sz w:val="21"/>
-        </w:rPr>
         <w:t>点击开始上传前记t0；收到含taskId响应记t1，保存上传JSON。可用网络请求开始时间＋请求总耗时求t1，但不要混用另一台机器的时钟。</w:t>
       </w:r>
     </w:p>
@@ -4167,11 +4080,6 @@
         <w:ind w:left="369" w:hanging="142"/>
       </w:pPr>
       <w:r>
-        <w:rPr>
-          <w:rFonts w:ascii="Calibri" w:hAnsi="Calibri" w:eastAsia="宋体"/>
-          <w:color w:val="000000"/>
-          <w:sz w:val="21"/>
-        </w:rPr>
         <w:t>在OCR识别进程首次观察到success/warning/failed/cancelled记t2，保存日志和录像时间点。上传返回不等于识别完成。</w:t>
       </w:r>
     </w:p>
@@ -4181,11 +4089,6 @@
         <w:ind w:left="369" w:hanging="142"/>
       </w:pPr>
       <w:r>
-        <w:rPr>
-          <w:rFonts w:ascii="Calibri" w:hAnsi="Calibri" w:eastAsia="宋体"/>
-          <w:color w:val="000000"/>
-          <w:sz w:val="21"/>
-        </w:rPr>
         <w:t>保存全部分页业务结果，包含错行、额外行和部分结果；按taskId→日志→fileId/来源核对。填写运行表。</w:t>
       </w:r>
     </w:p>
@@ -4195,29 +4098,7 @@
         <w:ind w:left="369" w:hanging="142"/>
       </w:pPr>
       <w:r>
-        <w:rPr>
-          <w:rFonts w:ascii="Calibri" w:hAnsi="Calibri" w:eastAsia="宋体"/>
-          <w:color w:val="000000"/>
-          <w:sz w:val="21"/>
-        </w:rPr>
-        <w:t>确认证据在数据库之外保存完毕，恢复同一S0，上传</w:t>
-      </w:r>
-      <w:r>
-        <w:rPr>
-          <w:rFonts w:ascii="Calibri" w:hAnsi="Calibri" w:eastAsia="宋体"/>
-          <w:b/>
-          <w:color w:val="000000"/>
-          <w:sz w:val="21"/>
-        </w:rPr>
-        <w:t>相同文件字节</w:t>
-      </w:r>
-      <w:r>
-        <w:rPr>
-          <w:rFonts w:ascii="Calibri" w:hAnsi="Calibri" w:eastAsia="宋体"/>
-          <w:color w:val="000000"/>
-          <w:sz w:val="21"/>
-        </w:rPr>
-        <w:t>，换另一条路径，重复步骤2—6。</w:t>
+        <w:t>确认证据在数据库之外保存完毕，恢复同一S0，上传相同文件字节，换另一条路径，重复步骤2—7。</w:t>
       </w:r>
     </w:p>
     <w:p>
@@ -4226,11 +4107,6 @@
         <w:ind w:left="369" w:hanging="142"/>
       </w:pPr>
       <w:r>
-        <w:rPr>
-          <w:rFonts w:ascii="Calibri" w:hAnsi="Calibri" w:eastAsia="宋体"/>
-          <w:color w:val="000000"/>
-          <w:sz w:val="21"/>
-        </w:rPr>
         <w:t>核对两份任务记录、业务输出和真值齐全，再进行下一页。重试编号02并填retry_of，不替换首次结果。</w:t>
       </w:r>
     </w:p>
@@ -4245,6 +4121,14 @@
           <w:sz w:val="21"/>
         </w:rPr>
         <w:t>提交耗时=t1−t0；完整任务耗时=t2−t0，按秒记录。3秒轮询存在观察误差，不报告毫秒级识别精度。恢复和人工整理时间不算识别时间。</w:t>
+      </w:r>
+    </w:p>
+    <w:p>
+      <w:pPr>
+        <w:ind w:firstLine="420"/>
+      </w:pPr>
+      <w:r>
+        <w:t>论文5.4.1采用常驻模型的热态端到端耗时：模型下载、worker首次启动、模型加载、设备初始化和P00预热均不计入；t2−t0仍包含正式任务的上传、排队、OCR推理、结果持久化及状态观察。若正式任务期间worker被重建，该次记为环境中断并保留原记录；重新预热后另起重试编号，不能把冷启动耗时悄悄混入热态样本，也不能用重试覆盖首次记录。</w:t>
       </w:r>
     </w:p>
     <w:p>
@@ -6503,12 +6387,7 @@
         <w:ind w:left="369" w:hanging="142"/>
       </w:pPr>
       <w:r>
-        <w:rPr>
-          <w:rFonts w:ascii="Calibri" w:hAnsi="Calibri" w:eastAsia="宋体"/>
-          <w:color w:val="000000"/>
-          <w:sz w:val="21"/>
-        </w:rPr>
-        <w:t>准备：环境/恢复确认单、字段与样本清单、真值、随机顺序。</w:t>
+        <w:t>准备：环境/恢复确认单、OCR worker启动与预热记录、字段与样本清单、真值、随机顺序。</w:t>
       </w:r>
     </w:p>
     <w:p>
@@ -6654,12 +6533,7 @@
         <w:ind w:firstLine="420"/>
       </w:pPr>
       <w:r>
-        <w:rPr>
-          <w:rFonts w:ascii="Calibri" w:hAnsi="Calibri" w:eastAsia="宋体"/>
-          <w:color w:val="000000"/>
-          <w:sz w:val="21"/>
-        </w:rPr>
-        <w:t>相对旧手册，已统一配套文件名、完整记录率排除条件、功能三态、问答评分及复核要求、图源位置，并补取证步骤。实际测试库恢复方案、模型可用性、JMeter运行和容器内检索仍需现场确认。手册通过静态核对不等于正式实验已经跑通。</w:t>
+        <w:t>相对旧手册，已统一配套文件名、常驻OCR热态耗时口径、完整记录率排除条件、功能三态、问答评分及复核要求、图源位置，并补取证步骤。实际测试库恢复方案、模型可用性、JMeter运行和容器内检索仍需现场确认。手册通过静态核对不等于正式实验已经跑通。</w:t>
       </w:r>
     </w:p>
     <w:sectPr>
